--- a/1.docx
+++ b/1.docx
@@ -7,34 +7,49 @@
         <w:rPr>
           <w:b/>
           <w:bCs/>
-        </w:rPr>
-      </w:pPr>
-      <w:r>
-        <w:rPr>
-          <w:b/>
-          <w:bCs/>
+          <w:highlight w:val="yellow"/>
+        </w:rPr>
+      </w:pPr>
+      <w:r>
+        <w:rPr>
+          <w:b/>
+          <w:bCs/>
+          <w:highlight w:val="yellow"/>
         </w:rPr>
         <w:t>1. Thống kê số lượng sản phẩm theo danh mục</w:t>
       </w:r>
     </w:p>
     <w:p>
-      <w:r>
-        <w:rPr>
-          <w:b/>
-          <w:bCs/>
+      <w:pPr>
+        <w:rPr>
+          <w:highlight w:val="yellow"/>
+        </w:rPr>
+      </w:pPr>
+      <w:r>
+        <w:rPr>
+          <w:b/>
+          <w:bCs/>
+          <w:highlight w:val="yellow"/>
         </w:rPr>
         <w:t>Loại biểu đồ:</w:t>
       </w:r>
       <w:r>
+        <w:rPr>
+          <w:highlight w:val="yellow"/>
+        </w:rPr>
         <w:t xml:space="preserve"> Biểu đồ cột hoặc biểu đồ tròn.</w:t>
       </w:r>
       <w:r>
+        <w:rPr>
+          <w:highlight w:val="yellow"/>
+        </w:rPr>
         <w:br/>
       </w:r>
       <w:r>
         <w:rPr>
           <w:b/>
           <w:bCs/>
+          <w:highlight w:val="yellow"/>
         </w:rPr>
         <w:t>Dữ liệu:</w:t>
       </w:r>
@@ -45,15 +60,22 @@
           <w:ilvl w:val="0"/>
           <w:numId w:val="1"/>
         </w:numPr>
-      </w:pPr>
-      <w:r>
-        <w:rPr>
-          <w:b/>
-          <w:bCs/>
+        <w:rPr>
+          <w:highlight w:val="yellow"/>
+        </w:rPr>
+      </w:pPr>
+      <w:r>
+        <w:rPr>
+          <w:b/>
+          <w:bCs/>
+          <w:highlight w:val="yellow"/>
         </w:rPr>
         <w:t>Bảng:</w:t>
       </w:r>
       <w:r>
+        <w:rPr>
+          <w:highlight w:val="yellow"/>
+        </w:rPr>
         <w:t xml:space="preserve"> SAN_PHAM và LOAI_DANH_MUC.</w:t>
       </w:r>
     </w:p>
@@ -63,15 +85,22 @@
           <w:ilvl w:val="0"/>
           <w:numId w:val="1"/>
         </w:numPr>
-      </w:pPr>
-      <w:r>
-        <w:rPr>
-          <w:b/>
-          <w:bCs/>
+        <w:rPr>
+          <w:highlight w:val="yellow"/>
+        </w:rPr>
+      </w:pPr>
+      <w:r>
+        <w:rPr>
+          <w:b/>
+          <w:bCs/>
+          <w:highlight w:val="yellow"/>
         </w:rPr>
         <w:t>Trục x:</w:t>
       </w:r>
       <w:r>
+        <w:rPr>
+          <w:highlight w:val="yellow"/>
+        </w:rPr>
         <w:t xml:space="preserve"> Tên danh mục (TEN_DANH_MUC).</w:t>
       </w:r>
     </w:p>
@@ -81,22 +110,29 @@
           <w:ilvl w:val="0"/>
           <w:numId w:val="1"/>
         </w:numPr>
-      </w:pPr>
-      <w:r>
-        <w:rPr>
-          <w:b/>
-          <w:bCs/>
+        <w:rPr>
+          <w:highlight w:val="yellow"/>
+        </w:rPr>
+      </w:pPr>
+      <w:r>
+        <w:rPr>
+          <w:b/>
+          <w:bCs/>
+          <w:highlight w:val="yellow"/>
         </w:rPr>
         <w:t>Trục y:</w:t>
       </w:r>
       <w:r>
+        <w:rPr>
+          <w:highlight w:val="yellow"/>
+        </w:rPr>
         <w:t xml:space="preserve"> Số lượng sản phẩm trong mỗi danh mục.</w:t>
       </w:r>
     </w:p>
     <w:p>
       <w:r>
         <w:pict w14:anchorId="2ACB1EEF">
-          <v:rect id="_x0000_i1379" style="width:0;height:1.5pt" o:hralign="center" o:hrstd="t" o:hr="t" fillcolor="#a0a0a0" stroked="f"/>
+          <v:rect id="_x0000_i1025" style="width:0;height:1.5pt" o:hralign="center" o:hrstd="t" o:hr="t" fillcolor="#a0a0a0" stroked="f"/>
         </w:pict>
       </w:r>
     </w:p>
@@ -105,34 +141,49 @@
         <w:rPr>
           <w:b/>
           <w:bCs/>
-        </w:rPr>
-      </w:pPr>
-      <w:r>
-        <w:rPr>
-          <w:b/>
-          <w:bCs/>
+          <w:highlight w:val="yellow"/>
+        </w:rPr>
+      </w:pPr>
+      <w:r>
+        <w:rPr>
+          <w:b/>
+          <w:bCs/>
+          <w:highlight w:val="yellow"/>
         </w:rPr>
         <w:t>2. Thống kê doanh thu theo từng tháng</w:t>
       </w:r>
     </w:p>
     <w:p>
-      <w:r>
-        <w:rPr>
-          <w:b/>
-          <w:bCs/>
+      <w:pPr>
+        <w:rPr>
+          <w:highlight w:val="yellow"/>
+        </w:rPr>
+      </w:pPr>
+      <w:r>
+        <w:rPr>
+          <w:b/>
+          <w:bCs/>
+          <w:highlight w:val="yellow"/>
         </w:rPr>
         <w:t>Loại biểu đồ:</w:t>
       </w:r>
       <w:r>
+        <w:rPr>
+          <w:highlight w:val="yellow"/>
+        </w:rPr>
         <w:t xml:space="preserve"> Biểu đồ đường hoặc biểu đồ cột.</w:t>
       </w:r>
       <w:r>
+        <w:rPr>
+          <w:highlight w:val="yellow"/>
+        </w:rPr>
         <w:br/>
       </w:r>
       <w:r>
         <w:rPr>
           <w:b/>
           <w:bCs/>
+          <w:highlight w:val="yellow"/>
         </w:rPr>
         <w:t>Dữ liệu:</w:t>
       </w:r>
@@ -143,15 +194,22 @@
           <w:ilvl w:val="0"/>
           <w:numId w:val="2"/>
         </w:numPr>
-      </w:pPr>
-      <w:r>
-        <w:rPr>
-          <w:b/>
-          <w:bCs/>
+        <w:rPr>
+          <w:highlight w:val="yellow"/>
+        </w:rPr>
+      </w:pPr>
+      <w:r>
+        <w:rPr>
+          <w:b/>
+          <w:bCs/>
+          <w:highlight w:val="yellow"/>
         </w:rPr>
         <w:t>Bảng:</w:t>
       </w:r>
       <w:r>
+        <w:rPr>
+          <w:highlight w:val="yellow"/>
+        </w:rPr>
         <w:t xml:space="preserve"> DON_HANG và CHI_TIET_HOA_DON.</w:t>
       </w:r>
     </w:p>
@@ -161,15 +219,22 @@
           <w:ilvl w:val="0"/>
           <w:numId w:val="2"/>
         </w:numPr>
-      </w:pPr>
-      <w:r>
-        <w:rPr>
-          <w:b/>
-          <w:bCs/>
+        <w:rPr>
+          <w:highlight w:val="yellow"/>
+        </w:rPr>
+      </w:pPr>
+      <w:r>
+        <w:rPr>
+          <w:b/>
+          <w:bCs/>
+          <w:highlight w:val="yellow"/>
         </w:rPr>
         <w:t>Trục x:</w:t>
       </w:r>
       <w:r>
+        <w:rPr>
+          <w:highlight w:val="yellow"/>
+        </w:rPr>
         <w:t xml:space="preserve"> Tháng/năm (NGAY_TAO_DONHANG).</w:t>
       </w:r>
     </w:p>
@@ -179,22 +244,37 @@
           <w:ilvl w:val="0"/>
           <w:numId w:val="2"/>
         </w:numPr>
-      </w:pPr>
-      <w:r>
-        <w:rPr>
-          <w:b/>
-          <w:bCs/>
+        <w:rPr>
+          <w:highlight w:val="yellow"/>
+        </w:rPr>
+      </w:pPr>
+      <w:r>
+        <w:rPr>
+          <w:b/>
+          <w:bCs/>
+          <w:highlight w:val="yellow"/>
         </w:rPr>
         <w:t>Trục y:</w:t>
       </w:r>
       <w:r>
+        <w:rPr>
+          <w:highlight w:val="yellow"/>
+        </w:rPr>
         <w:t xml:space="preserve"> Tổng doanh thu (TONG_TIEN).</w:t>
       </w:r>
     </w:p>
     <w:p>
-      <w:r>
+      <w:pPr>
+        <w:rPr>
+          <w:highlight w:val="yellow"/>
+        </w:rPr>
+      </w:pPr>
+      <w:r>
+        <w:rPr>
+          <w:highlight w:val="yellow"/>
+        </w:rPr>
         <w:pict w14:anchorId="4D6E8546">
-          <v:rect id="_x0000_i1380" style="width:0;height:1.5pt" o:hralign="center" o:hrstd="t" o:hr="t" fillcolor="#a0a0a0" stroked="f"/>
+          <v:rect id="_x0000_i1026" style="width:0;height:1.5pt" o:hralign="center" o:hrstd="t" o:hr="t" fillcolor="#a0a0a0" stroked="f"/>
         </w:pict>
       </w:r>
     </w:p>
@@ -203,34 +283,49 @@
         <w:rPr>
           <w:b/>
           <w:bCs/>
-        </w:rPr>
-      </w:pPr>
-      <w:r>
-        <w:rPr>
-          <w:b/>
-          <w:bCs/>
+          <w:highlight w:val="yellow"/>
+        </w:rPr>
+      </w:pPr>
+      <w:r>
+        <w:rPr>
+          <w:b/>
+          <w:bCs/>
+          <w:highlight w:val="yellow"/>
         </w:rPr>
         <w:t>3. Thống kê sản phẩm yêu thích nhất</w:t>
       </w:r>
     </w:p>
     <w:p>
-      <w:r>
-        <w:rPr>
-          <w:b/>
-          <w:bCs/>
+      <w:pPr>
+        <w:rPr>
+          <w:highlight w:val="yellow"/>
+        </w:rPr>
+      </w:pPr>
+      <w:r>
+        <w:rPr>
+          <w:b/>
+          <w:bCs/>
+          <w:highlight w:val="yellow"/>
         </w:rPr>
         <w:t>Loại biểu đồ:</w:t>
       </w:r>
       <w:r>
+        <w:rPr>
+          <w:highlight w:val="yellow"/>
+        </w:rPr>
         <w:t xml:space="preserve"> Biểu đồ thanh ngang.</w:t>
       </w:r>
       <w:r>
+        <w:rPr>
+          <w:highlight w:val="yellow"/>
+        </w:rPr>
         <w:br/>
       </w:r>
       <w:r>
         <w:rPr>
           <w:b/>
           <w:bCs/>
+          <w:highlight w:val="yellow"/>
         </w:rPr>
         <w:t>Dữ liệu:</w:t>
       </w:r>
@@ -241,15 +336,22 @@
           <w:ilvl w:val="0"/>
           <w:numId w:val="3"/>
         </w:numPr>
-      </w:pPr>
-      <w:r>
-        <w:rPr>
-          <w:b/>
-          <w:bCs/>
+        <w:rPr>
+          <w:highlight w:val="yellow"/>
+        </w:rPr>
+      </w:pPr>
+      <w:r>
+        <w:rPr>
+          <w:b/>
+          <w:bCs/>
+          <w:highlight w:val="yellow"/>
         </w:rPr>
         <w:t>Bảng:</w:t>
       </w:r>
       <w:r>
+        <w:rPr>
+          <w:highlight w:val="yellow"/>
+        </w:rPr>
         <w:t xml:space="preserve"> YEU_THICH và SAN_PHAM.</w:t>
       </w:r>
     </w:p>
@@ -259,15 +361,22 @@
           <w:ilvl w:val="0"/>
           <w:numId w:val="3"/>
         </w:numPr>
-      </w:pPr>
-      <w:r>
-        <w:rPr>
-          <w:b/>
-          <w:bCs/>
+        <w:rPr>
+          <w:highlight w:val="yellow"/>
+        </w:rPr>
+      </w:pPr>
+      <w:r>
+        <w:rPr>
+          <w:b/>
+          <w:bCs/>
+          <w:highlight w:val="yellow"/>
         </w:rPr>
         <w:t>Trục x:</w:t>
       </w:r>
       <w:r>
+        <w:rPr>
+          <w:highlight w:val="yellow"/>
+        </w:rPr>
         <w:t xml:space="preserve"> Tên sản phẩm (TEN_SAN_PHAM).</w:t>
       </w:r>
     </w:p>
@@ -277,22 +386,37 @@
           <w:ilvl w:val="0"/>
           <w:numId w:val="3"/>
         </w:numPr>
-      </w:pPr>
-      <w:r>
-        <w:rPr>
-          <w:b/>
-          <w:bCs/>
+        <w:rPr>
+          <w:highlight w:val="yellow"/>
+        </w:rPr>
+      </w:pPr>
+      <w:r>
+        <w:rPr>
+          <w:b/>
+          <w:bCs/>
+          <w:highlight w:val="yellow"/>
         </w:rPr>
         <w:t>Trục y:</w:t>
       </w:r>
       <w:r>
+        <w:rPr>
+          <w:highlight w:val="yellow"/>
+        </w:rPr>
         <w:t xml:space="preserve"> Số lượt yêu thích (COUNT(ID_YEU_THICH)).</w:t>
       </w:r>
     </w:p>
     <w:p>
-      <w:r>
+      <w:pPr>
+        <w:rPr>
+          <w:highlight w:val="yellow"/>
+        </w:rPr>
+      </w:pPr>
+      <w:r>
+        <w:rPr>
+          <w:highlight w:val="yellow"/>
+        </w:rPr>
         <w:pict w14:anchorId="23FBAF17">
-          <v:rect id="_x0000_i1381" style="width:0;height:1.5pt" o:hralign="center" o:hrstd="t" o:hr="t" fillcolor="#a0a0a0" stroked="f"/>
+          <v:rect id="_x0000_i1027" style="width:0;height:1.5pt" o:hralign="center" o:hrstd="t" o:hr="t" fillcolor="#a0a0a0" stroked="f"/>
         </w:pict>
       </w:r>
     </w:p>
@@ -301,34 +425,49 @@
         <w:rPr>
           <w:b/>
           <w:bCs/>
-        </w:rPr>
-      </w:pPr>
-      <w:r>
-        <w:rPr>
-          <w:b/>
-          <w:bCs/>
+          <w:highlight w:val="yellow"/>
+        </w:rPr>
+      </w:pPr>
+      <w:r>
+        <w:rPr>
+          <w:b/>
+          <w:bCs/>
+          <w:highlight w:val="yellow"/>
         </w:rPr>
         <w:t>4. Thống kê số lượng sản phẩm theo thương hiệu</w:t>
       </w:r>
     </w:p>
     <w:p>
-      <w:r>
-        <w:rPr>
-          <w:b/>
-          <w:bCs/>
+      <w:pPr>
+        <w:rPr>
+          <w:highlight w:val="yellow"/>
+        </w:rPr>
+      </w:pPr>
+      <w:r>
+        <w:rPr>
+          <w:b/>
+          <w:bCs/>
+          <w:highlight w:val="yellow"/>
         </w:rPr>
         <w:t>Loại biểu đồ:</w:t>
       </w:r>
       <w:r>
+        <w:rPr>
+          <w:highlight w:val="yellow"/>
+        </w:rPr>
         <w:t xml:space="preserve"> Biểu đồ cột hoặc tròn.</w:t>
       </w:r>
       <w:r>
+        <w:rPr>
+          <w:highlight w:val="yellow"/>
+        </w:rPr>
         <w:br/>
       </w:r>
       <w:r>
         <w:rPr>
           <w:b/>
           <w:bCs/>
+          <w:highlight w:val="yellow"/>
         </w:rPr>
         <w:t>Dữ liệu:</w:t>
       </w:r>
@@ -339,15 +478,22 @@
           <w:ilvl w:val="0"/>
           <w:numId w:val="4"/>
         </w:numPr>
-      </w:pPr>
-      <w:r>
-        <w:rPr>
-          <w:b/>
-          <w:bCs/>
+        <w:rPr>
+          <w:highlight w:val="yellow"/>
+        </w:rPr>
+      </w:pPr>
+      <w:r>
+        <w:rPr>
+          <w:b/>
+          <w:bCs/>
+          <w:highlight w:val="yellow"/>
         </w:rPr>
         <w:t>Bảng:</w:t>
       </w:r>
       <w:r>
+        <w:rPr>
+          <w:highlight w:val="yellow"/>
+        </w:rPr>
         <w:t xml:space="preserve"> SAN_PHAM và THUONG_HIEU.</w:t>
       </w:r>
     </w:p>
@@ -357,15 +503,22 @@
           <w:ilvl w:val="0"/>
           <w:numId w:val="4"/>
         </w:numPr>
-      </w:pPr>
-      <w:r>
-        <w:rPr>
-          <w:b/>
-          <w:bCs/>
+        <w:rPr>
+          <w:highlight w:val="yellow"/>
+        </w:rPr>
+      </w:pPr>
+      <w:r>
+        <w:rPr>
+          <w:b/>
+          <w:bCs/>
+          <w:highlight w:val="yellow"/>
         </w:rPr>
         <w:t>Trục x:</w:t>
       </w:r>
       <w:r>
+        <w:rPr>
+          <w:highlight w:val="yellow"/>
+        </w:rPr>
         <w:t xml:space="preserve"> Tên thương hiệu (TEN_THUONG_HIEU).</w:t>
       </w:r>
     </w:p>
@@ -375,22 +528,37 @@
           <w:ilvl w:val="0"/>
           <w:numId w:val="4"/>
         </w:numPr>
-      </w:pPr>
-      <w:r>
-        <w:rPr>
-          <w:b/>
-          <w:bCs/>
+        <w:rPr>
+          <w:highlight w:val="yellow"/>
+        </w:rPr>
+      </w:pPr>
+      <w:r>
+        <w:rPr>
+          <w:b/>
+          <w:bCs/>
+          <w:highlight w:val="yellow"/>
         </w:rPr>
         <w:t>Trục y:</w:t>
       </w:r>
       <w:r>
+        <w:rPr>
+          <w:highlight w:val="yellow"/>
+        </w:rPr>
         <w:t xml:space="preserve"> Số lượng sản phẩm thuộc thương hiệu.</w:t>
       </w:r>
     </w:p>
     <w:p>
-      <w:r>
+      <w:pPr>
+        <w:rPr>
+          <w:highlight w:val="yellow"/>
+        </w:rPr>
+      </w:pPr>
+      <w:r>
+        <w:rPr>
+          <w:highlight w:val="yellow"/>
+        </w:rPr>
         <w:pict w14:anchorId="0978C4F9">
-          <v:rect id="_x0000_i1382" style="width:0;height:1.5pt" o:hralign="center" o:hrstd="t" o:hr="t" fillcolor="#a0a0a0" stroked="f"/>
+          <v:rect id="_x0000_i1028" style="width:0;height:1.5pt" o:hralign="center" o:hrstd="t" o:hr="t" fillcolor="#a0a0a0" stroked="f"/>
         </w:pict>
       </w:r>
     </w:p>
@@ -399,35 +567,50 @@
         <w:rPr>
           <w:b/>
           <w:bCs/>
-        </w:rPr>
-      </w:pPr>
-      <w:r>
-        <w:rPr>
-          <w:b/>
-          <w:bCs/>
+          <w:highlight w:val="yellow"/>
+        </w:rPr>
+      </w:pPr>
+      <w:r>
+        <w:rPr>
+          <w:b/>
+          <w:bCs/>
+          <w:highlight w:val="yellow"/>
         </w:rPr>
         <w:t>5. Thống kê số lượng đơn hàng theo trạng thái</w:t>
       </w:r>
     </w:p>
     <w:p>
-      <w:r>
-        <w:rPr>
-          <w:b/>
-          <w:bCs/>
+      <w:pPr>
+        <w:rPr>
+          <w:highlight w:val="yellow"/>
+        </w:rPr>
+      </w:pPr>
+      <w:r>
+        <w:rPr>
+          <w:b/>
+          <w:bCs/>
+          <w:highlight w:val="yellow"/>
         </w:rPr>
         <w:lastRenderedPageBreak/>
         <w:t>Loại biểu đồ:</w:t>
       </w:r>
       <w:r>
+        <w:rPr>
+          <w:highlight w:val="yellow"/>
+        </w:rPr>
         <w:t xml:space="preserve"> Biểu đồ tròn.</w:t>
       </w:r>
       <w:r>
+        <w:rPr>
+          <w:highlight w:val="yellow"/>
+        </w:rPr>
         <w:br/>
       </w:r>
       <w:r>
         <w:rPr>
           <w:b/>
           <w:bCs/>
+          <w:highlight w:val="yellow"/>
         </w:rPr>
         <w:t>Dữ liệu:</w:t>
       </w:r>
@@ -438,15 +621,22 @@
           <w:ilvl w:val="0"/>
           <w:numId w:val="5"/>
         </w:numPr>
-      </w:pPr>
-      <w:r>
-        <w:rPr>
-          <w:b/>
-          <w:bCs/>
+        <w:rPr>
+          <w:highlight w:val="yellow"/>
+        </w:rPr>
+      </w:pPr>
+      <w:r>
+        <w:rPr>
+          <w:b/>
+          <w:bCs/>
+          <w:highlight w:val="yellow"/>
         </w:rPr>
         <w:t>Bảng:</w:t>
       </w:r>
       <w:r>
+        <w:rPr>
+          <w:highlight w:val="yellow"/>
+        </w:rPr>
         <w:t xml:space="preserve"> DON_HANG.</w:t>
       </w:r>
     </w:p>
@@ -456,15 +646,22 @@
           <w:ilvl w:val="0"/>
           <w:numId w:val="5"/>
         </w:numPr>
-      </w:pPr>
-      <w:r>
-        <w:rPr>
-          <w:b/>
-          <w:bCs/>
+        <w:rPr>
+          <w:highlight w:val="yellow"/>
+        </w:rPr>
+      </w:pPr>
+      <w:r>
+        <w:rPr>
+          <w:b/>
+          <w:bCs/>
+          <w:highlight w:val="yellow"/>
         </w:rPr>
         <w:t>Trục x:</w:t>
       </w:r>
       <w:r>
+        <w:rPr>
+          <w:highlight w:val="yellow"/>
+        </w:rPr>
         <w:t xml:space="preserve"> Trạng thái đơn hàng (TRANG_THAI_DON_HANG).</w:t>
       </w:r>
     </w:p>
@@ -474,22 +671,29 @@
           <w:ilvl w:val="0"/>
           <w:numId w:val="5"/>
         </w:numPr>
-      </w:pPr>
-      <w:r>
-        <w:rPr>
-          <w:b/>
-          <w:bCs/>
+        <w:rPr>
+          <w:highlight w:val="yellow"/>
+        </w:rPr>
+      </w:pPr>
+      <w:r>
+        <w:rPr>
+          <w:b/>
+          <w:bCs/>
+          <w:highlight w:val="yellow"/>
         </w:rPr>
         <w:t>Trục y:</w:t>
       </w:r>
       <w:r>
+        <w:rPr>
+          <w:highlight w:val="yellow"/>
+        </w:rPr>
         <w:t xml:space="preserve"> Số lượng đơn hàng.</w:t>
       </w:r>
     </w:p>
     <w:p>
       <w:r>
         <w:pict w14:anchorId="79294019">
-          <v:rect id="_x0000_i1383" style="width:0;height:1.5pt" o:hralign="center" o:hrstd="t" o:hr="t" fillcolor="#a0a0a0" stroked="f"/>
+          <v:rect id="_x0000_i1029" style="width:0;height:1.5pt" o:hralign="center" o:hrstd="t" o:hr="t" fillcolor="#a0a0a0" stroked="f"/>
         </w:pict>
       </w:r>
     </w:p>
@@ -498,34 +702,49 @@
         <w:rPr>
           <w:b/>
           <w:bCs/>
-        </w:rPr>
-      </w:pPr>
-      <w:r>
-        <w:rPr>
-          <w:b/>
-          <w:bCs/>
+          <w:highlight w:val="yellow"/>
+        </w:rPr>
+      </w:pPr>
+      <w:r>
+        <w:rPr>
+          <w:b/>
+          <w:bCs/>
+          <w:highlight w:val="yellow"/>
         </w:rPr>
         <w:t>6. Thống kê doanh thu theo phương thức thanh toán</w:t>
       </w:r>
     </w:p>
     <w:p>
-      <w:r>
-        <w:rPr>
-          <w:b/>
-          <w:bCs/>
+      <w:pPr>
+        <w:rPr>
+          <w:highlight w:val="yellow"/>
+        </w:rPr>
+      </w:pPr>
+      <w:r>
+        <w:rPr>
+          <w:b/>
+          <w:bCs/>
+          <w:highlight w:val="yellow"/>
         </w:rPr>
         <w:t>Loại biểu đồ:</w:t>
       </w:r>
       <w:r>
+        <w:rPr>
+          <w:highlight w:val="yellow"/>
+        </w:rPr>
         <w:t xml:space="preserve"> Biểu đồ cột.</w:t>
       </w:r>
       <w:r>
+        <w:rPr>
+          <w:highlight w:val="yellow"/>
+        </w:rPr>
         <w:br/>
       </w:r>
       <w:r>
         <w:rPr>
           <w:b/>
           <w:bCs/>
+          <w:highlight w:val="yellow"/>
         </w:rPr>
         <w:t>Dữ liệu:</w:t>
       </w:r>
@@ -536,15 +755,22 @@
           <w:ilvl w:val="0"/>
           <w:numId w:val="6"/>
         </w:numPr>
-      </w:pPr>
-      <w:r>
-        <w:rPr>
-          <w:b/>
-          <w:bCs/>
+        <w:rPr>
+          <w:highlight w:val="yellow"/>
+        </w:rPr>
+      </w:pPr>
+      <w:r>
+        <w:rPr>
+          <w:b/>
+          <w:bCs/>
+          <w:highlight w:val="yellow"/>
         </w:rPr>
         <w:t>Bảng:</w:t>
       </w:r>
       <w:r>
+        <w:rPr>
+          <w:highlight w:val="yellow"/>
+        </w:rPr>
         <w:t xml:space="preserve"> DON_HANG và THANH_TOAN.</w:t>
       </w:r>
     </w:p>
@@ -554,15 +780,22 @@
           <w:ilvl w:val="0"/>
           <w:numId w:val="6"/>
         </w:numPr>
-      </w:pPr>
-      <w:r>
-        <w:rPr>
-          <w:b/>
-          <w:bCs/>
+        <w:rPr>
+          <w:highlight w:val="yellow"/>
+        </w:rPr>
+      </w:pPr>
+      <w:r>
+        <w:rPr>
+          <w:b/>
+          <w:bCs/>
+          <w:highlight w:val="yellow"/>
         </w:rPr>
         <w:t>Trục x:</w:t>
       </w:r>
       <w:r>
+        <w:rPr>
+          <w:highlight w:val="yellow"/>
+        </w:rPr>
         <w:t xml:space="preserve"> Phương thức thanh toán (PHUONG_THUC_THANH_TOAN).</w:t>
       </w:r>
     </w:p>
@@ -572,22 +805,37 @@
           <w:ilvl w:val="0"/>
           <w:numId w:val="6"/>
         </w:numPr>
-      </w:pPr>
-      <w:r>
-        <w:rPr>
-          <w:b/>
-          <w:bCs/>
+        <w:rPr>
+          <w:highlight w:val="yellow"/>
+        </w:rPr>
+      </w:pPr>
+      <w:r>
+        <w:rPr>
+          <w:b/>
+          <w:bCs/>
+          <w:highlight w:val="yellow"/>
         </w:rPr>
         <w:t>Trục y:</w:t>
       </w:r>
       <w:r>
+        <w:rPr>
+          <w:highlight w:val="yellow"/>
+        </w:rPr>
         <w:t xml:space="preserve"> Tổng doanh thu từ mỗi phương thức.</w:t>
       </w:r>
     </w:p>
     <w:p>
-      <w:r>
+      <w:pPr>
+        <w:rPr>
+          <w:highlight w:val="yellow"/>
+        </w:rPr>
+      </w:pPr>
+      <w:r>
+        <w:rPr>
+          <w:highlight w:val="yellow"/>
+        </w:rPr>
         <w:pict w14:anchorId="3E8CEF66">
-          <v:rect id="_x0000_i1384" style="width:0;height:1.5pt" o:hralign="center" o:hrstd="t" o:hr="t" fillcolor="#a0a0a0" stroked="f"/>
+          <v:rect id="_x0000_i1030" style="width:0;height:1.5pt" o:hralign="center" o:hrstd="t" o:hr="t" fillcolor="#a0a0a0" stroked="f"/>
         </w:pict>
       </w:r>
     </w:p>
@@ -596,34 +844,49 @@
         <w:rPr>
           <w:b/>
           <w:bCs/>
-        </w:rPr>
-      </w:pPr>
-      <w:r>
-        <w:rPr>
-          <w:b/>
-          <w:bCs/>
+          <w:highlight w:val="yellow"/>
+        </w:rPr>
+      </w:pPr>
+      <w:r>
+        <w:rPr>
+          <w:b/>
+          <w:bCs/>
+          <w:highlight w:val="yellow"/>
         </w:rPr>
         <w:t>7. Thống kê người dùng theo vai trò</w:t>
       </w:r>
     </w:p>
     <w:p>
-      <w:r>
-        <w:rPr>
-          <w:b/>
-          <w:bCs/>
+      <w:pPr>
+        <w:rPr>
+          <w:highlight w:val="yellow"/>
+        </w:rPr>
+      </w:pPr>
+      <w:r>
+        <w:rPr>
+          <w:b/>
+          <w:bCs/>
+          <w:highlight w:val="yellow"/>
         </w:rPr>
         <w:t>Loại biểu đồ:</w:t>
       </w:r>
       <w:r>
+        <w:rPr>
+          <w:highlight w:val="yellow"/>
+        </w:rPr>
         <w:t xml:space="preserve"> Biểu đồ tròn.</w:t>
       </w:r>
       <w:r>
+        <w:rPr>
+          <w:highlight w:val="yellow"/>
+        </w:rPr>
         <w:br/>
       </w:r>
       <w:r>
         <w:rPr>
           <w:b/>
           <w:bCs/>
+          <w:highlight w:val="yellow"/>
         </w:rPr>
         <w:t>Dữ liệu:</w:t>
       </w:r>
@@ -634,15 +897,22 @@
           <w:ilvl w:val="0"/>
           <w:numId w:val="7"/>
         </w:numPr>
-      </w:pPr>
-      <w:r>
-        <w:rPr>
-          <w:b/>
-          <w:bCs/>
+        <w:rPr>
+          <w:highlight w:val="yellow"/>
+        </w:rPr>
+      </w:pPr>
+      <w:r>
+        <w:rPr>
+          <w:b/>
+          <w:bCs/>
+          <w:highlight w:val="yellow"/>
         </w:rPr>
         <w:t>Bảng:</w:t>
       </w:r>
       <w:r>
+        <w:rPr>
+          <w:highlight w:val="yellow"/>
+        </w:rPr>
         <w:t xml:space="preserve"> NGUOI_DUNG.</w:t>
       </w:r>
     </w:p>
@@ -652,15 +922,22 @@
           <w:ilvl w:val="0"/>
           <w:numId w:val="7"/>
         </w:numPr>
-      </w:pPr>
-      <w:r>
-        <w:rPr>
-          <w:b/>
-          <w:bCs/>
+        <w:rPr>
+          <w:highlight w:val="yellow"/>
+        </w:rPr>
+      </w:pPr>
+      <w:r>
+        <w:rPr>
+          <w:b/>
+          <w:bCs/>
+          <w:highlight w:val="yellow"/>
         </w:rPr>
         <w:t>Trục x:</w:t>
       </w:r>
       <w:r>
+        <w:rPr>
+          <w:highlight w:val="yellow"/>
+        </w:rPr>
         <w:t xml:space="preserve"> Vai trò (VAI_TRO).</w:t>
       </w:r>
     </w:p>
@@ -670,22 +947,37 @@
           <w:ilvl w:val="0"/>
           <w:numId w:val="7"/>
         </w:numPr>
-      </w:pPr>
-      <w:r>
-        <w:rPr>
-          <w:b/>
-          <w:bCs/>
+        <w:rPr>
+          <w:highlight w:val="yellow"/>
+        </w:rPr>
+      </w:pPr>
+      <w:r>
+        <w:rPr>
+          <w:b/>
+          <w:bCs/>
+          <w:highlight w:val="yellow"/>
         </w:rPr>
         <w:t>Trục y:</w:t>
       </w:r>
       <w:r>
+        <w:rPr>
+          <w:highlight w:val="yellow"/>
+        </w:rPr>
         <w:t xml:space="preserve"> Số lượng người dùng.</w:t>
       </w:r>
     </w:p>
     <w:p>
-      <w:r>
+      <w:pPr>
+        <w:rPr>
+          <w:highlight w:val="yellow"/>
+        </w:rPr>
+      </w:pPr>
+      <w:r>
+        <w:rPr>
+          <w:highlight w:val="yellow"/>
+        </w:rPr>
         <w:pict w14:anchorId="3FC900AF">
-          <v:rect id="_x0000_i1385" style="width:0;height:1.5pt" o:hralign="center" o:hrstd="t" o:hr="t" fillcolor="#a0a0a0" stroked="f"/>
+          <v:rect id="_x0000_i1031" style="width:0;height:1.5pt" o:hralign="center" o:hrstd="t" o:hr="t" fillcolor="#a0a0a0" stroked="f"/>
         </w:pict>
       </w:r>
     </w:p>
@@ -694,34 +986,49 @@
         <w:rPr>
           <w:b/>
           <w:bCs/>
-        </w:rPr>
-      </w:pPr>
-      <w:r>
-        <w:rPr>
-          <w:b/>
-          <w:bCs/>
+          <w:highlight w:val="yellow"/>
+        </w:rPr>
+      </w:pPr>
+      <w:r>
+        <w:rPr>
+          <w:b/>
+          <w:bCs/>
+          <w:highlight w:val="yellow"/>
         </w:rPr>
         <w:t>8. Thống kê sản phẩm theo màu sắc</w:t>
       </w:r>
     </w:p>
     <w:p>
-      <w:r>
-        <w:rPr>
-          <w:b/>
-          <w:bCs/>
+      <w:pPr>
+        <w:rPr>
+          <w:highlight w:val="yellow"/>
+        </w:rPr>
+      </w:pPr>
+      <w:r>
+        <w:rPr>
+          <w:b/>
+          <w:bCs/>
+          <w:highlight w:val="yellow"/>
         </w:rPr>
         <w:t>Loại biểu đồ:</w:t>
       </w:r>
       <w:r>
+        <w:rPr>
+          <w:highlight w:val="yellow"/>
+        </w:rPr>
         <w:t xml:space="preserve"> Biểu đồ cột hoặc biểu đồ tròn.</w:t>
       </w:r>
       <w:r>
+        <w:rPr>
+          <w:highlight w:val="yellow"/>
+        </w:rPr>
         <w:br/>
       </w:r>
       <w:r>
         <w:rPr>
           <w:b/>
           <w:bCs/>
+          <w:highlight w:val="yellow"/>
         </w:rPr>
         <w:t>Dữ liệu:</w:t>
       </w:r>
@@ -732,15 +1039,22 @@
           <w:ilvl w:val="0"/>
           <w:numId w:val="8"/>
         </w:numPr>
-      </w:pPr>
-      <w:r>
-        <w:rPr>
-          <w:b/>
-          <w:bCs/>
+        <w:rPr>
+          <w:highlight w:val="yellow"/>
+        </w:rPr>
+      </w:pPr>
+      <w:r>
+        <w:rPr>
+          <w:b/>
+          <w:bCs/>
+          <w:highlight w:val="yellow"/>
         </w:rPr>
         <w:t>Bảng:</w:t>
       </w:r>
       <w:r>
+        <w:rPr>
+          <w:highlight w:val="yellow"/>
+        </w:rPr>
         <w:t xml:space="preserve"> SAN_PHAM, MAU_SAC_SAN_PHAM, và MAU_SAC.</w:t>
       </w:r>
     </w:p>
@@ -750,15 +1064,22 @@
           <w:ilvl w:val="0"/>
           <w:numId w:val="8"/>
         </w:numPr>
-      </w:pPr>
-      <w:r>
-        <w:rPr>
-          <w:b/>
-          <w:bCs/>
+        <w:rPr>
+          <w:highlight w:val="yellow"/>
+        </w:rPr>
+      </w:pPr>
+      <w:r>
+        <w:rPr>
+          <w:b/>
+          <w:bCs/>
+          <w:highlight w:val="yellow"/>
         </w:rPr>
         <w:t>Trục x:</w:t>
       </w:r>
       <w:r>
+        <w:rPr>
+          <w:highlight w:val="yellow"/>
+        </w:rPr>
         <w:t xml:space="preserve"> Tên màu sắc (TEN_MAU_SAC).</w:t>
       </w:r>
     </w:p>
@@ -768,22 +1089,37 @@
           <w:ilvl w:val="0"/>
           <w:numId w:val="8"/>
         </w:numPr>
-      </w:pPr>
-      <w:r>
-        <w:rPr>
-          <w:b/>
-          <w:bCs/>
+        <w:rPr>
+          <w:highlight w:val="yellow"/>
+        </w:rPr>
+      </w:pPr>
+      <w:r>
+        <w:rPr>
+          <w:b/>
+          <w:bCs/>
+          <w:highlight w:val="yellow"/>
         </w:rPr>
         <w:t>Trục y:</w:t>
       </w:r>
       <w:r>
+        <w:rPr>
+          <w:highlight w:val="yellow"/>
+        </w:rPr>
         <w:t xml:space="preserve"> Số lượng sản phẩm.</w:t>
       </w:r>
     </w:p>
     <w:p>
-      <w:r>
+      <w:pPr>
+        <w:rPr>
+          <w:highlight w:val="yellow"/>
+        </w:rPr>
+      </w:pPr>
+      <w:r>
+        <w:rPr>
+          <w:highlight w:val="yellow"/>
+        </w:rPr>
         <w:pict w14:anchorId="1D2C113E">
-          <v:rect id="_x0000_i1386" style="width:0;height:1.5pt" o:hralign="center" o:hrstd="t" o:hr="t" fillcolor="#a0a0a0" stroked="f"/>
+          <v:rect id="_x0000_i1032" style="width:0;height:1.5pt" o:hralign="center" o:hrstd="t" o:hr="t" fillcolor="#a0a0a0" stroked="f"/>
         </w:pict>
       </w:r>
     </w:p>
@@ -792,34 +1128,49 @@
         <w:rPr>
           <w:b/>
           <w:bCs/>
-        </w:rPr>
-      </w:pPr>
-      <w:r>
-        <w:rPr>
-          <w:b/>
-          <w:bCs/>
+          <w:highlight w:val="yellow"/>
+        </w:rPr>
+      </w:pPr>
+      <w:r>
+        <w:rPr>
+          <w:b/>
+          <w:bCs/>
+          <w:highlight w:val="yellow"/>
         </w:rPr>
         <w:t>9. Thống kê sản phẩm theo chất liệu</w:t>
       </w:r>
     </w:p>
     <w:p>
-      <w:r>
-        <w:rPr>
-          <w:b/>
-          <w:bCs/>
+      <w:pPr>
+        <w:rPr>
+          <w:highlight w:val="yellow"/>
+        </w:rPr>
+      </w:pPr>
+      <w:r>
+        <w:rPr>
+          <w:b/>
+          <w:bCs/>
+          <w:highlight w:val="yellow"/>
         </w:rPr>
         <w:t>Loại biểu đồ:</w:t>
       </w:r>
       <w:r>
+        <w:rPr>
+          <w:highlight w:val="yellow"/>
+        </w:rPr>
         <w:t xml:space="preserve"> Biểu đồ cột.</w:t>
       </w:r>
       <w:r>
+        <w:rPr>
+          <w:highlight w:val="yellow"/>
+        </w:rPr>
         <w:br/>
       </w:r>
       <w:r>
         <w:rPr>
           <w:b/>
           <w:bCs/>
+          <w:highlight w:val="yellow"/>
         </w:rPr>
         <w:t>Dữ liệu:</w:t>
       </w:r>
@@ -830,16 +1181,23 @@
           <w:ilvl w:val="0"/>
           <w:numId w:val="9"/>
         </w:numPr>
-      </w:pPr>
-      <w:r>
-        <w:rPr>
-          <w:b/>
-          <w:bCs/>
+        <w:rPr>
+          <w:highlight w:val="yellow"/>
+        </w:rPr>
+      </w:pPr>
+      <w:r>
+        <w:rPr>
+          <w:b/>
+          <w:bCs/>
+          <w:highlight w:val="yellow"/>
         </w:rPr>
         <w:lastRenderedPageBreak/>
         <w:t>Bảng:</w:t>
       </w:r>
       <w:r>
+        <w:rPr>
+          <w:highlight w:val="yellow"/>
+        </w:rPr>
         <w:t xml:space="preserve"> SAN_PHAM và CHAT_LIEU.</w:t>
       </w:r>
     </w:p>
@@ -849,15 +1207,22 @@
           <w:ilvl w:val="0"/>
           <w:numId w:val="9"/>
         </w:numPr>
-      </w:pPr>
-      <w:r>
-        <w:rPr>
-          <w:b/>
-          <w:bCs/>
+        <w:rPr>
+          <w:highlight w:val="yellow"/>
+        </w:rPr>
+      </w:pPr>
+      <w:r>
+        <w:rPr>
+          <w:b/>
+          <w:bCs/>
+          <w:highlight w:val="yellow"/>
         </w:rPr>
         <w:t>Trục x:</w:t>
       </w:r>
       <w:r>
+        <w:rPr>
+          <w:highlight w:val="yellow"/>
+        </w:rPr>
         <w:t xml:space="preserve"> Tên chất liệu (TEN_CHAT_LIEU_).</w:t>
       </w:r>
     </w:p>
@@ -867,22 +1232,37 @@
           <w:ilvl w:val="0"/>
           <w:numId w:val="9"/>
         </w:numPr>
-      </w:pPr>
-      <w:r>
-        <w:rPr>
-          <w:b/>
-          <w:bCs/>
+        <w:rPr>
+          <w:highlight w:val="yellow"/>
+        </w:rPr>
+      </w:pPr>
+      <w:r>
+        <w:rPr>
+          <w:b/>
+          <w:bCs/>
+          <w:highlight w:val="yellow"/>
         </w:rPr>
         <w:t>Trục y:</w:t>
       </w:r>
       <w:r>
+        <w:rPr>
+          <w:highlight w:val="yellow"/>
+        </w:rPr>
         <w:t xml:space="preserve"> Số lượng sản phẩm.</w:t>
       </w:r>
     </w:p>
     <w:p>
-      <w:r>
+      <w:pPr>
+        <w:rPr>
+          <w:highlight w:val="yellow"/>
+        </w:rPr>
+      </w:pPr>
+      <w:r>
+        <w:rPr>
+          <w:highlight w:val="yellow"/>
+        </w:rPr>
         <w:pict w14:anchorId="3E9E3EEE">
-          <v:rect id="_x0000_i1387" style="width:0;height:1.5pt" o:hralign="center" o:hrstd="t" o:hr="t" fillcolor="#a0a0a0" stroked="f"/>
+          <v:rect id="_x0000_i1033" style="width:0;height:1.5pt" o:hralign="center" o:hrstd="t" o:hr="t" fillcolor="#a0a0a0" stroked="f"/>
         </w:pict>
       </w:r>
     </w:p>
@@ -891,34 +1271,49 @@
         <w:rPr>
           <w:b/>
           <w:bCs/>
-        </w:rPr>
-      </w:pPr>
-      <w:r>
-        <w:rPr>
-          <w:b/>
-          <w:bCs/>
+          <w:highlight w:val="yellow"/>
+        </w:rPr>
+      </w:pPr>
+      <w:r>
+        <w:rPr>
+          <w:b/>
+          <w:bCs/>
+          <w:highlight w:val="yellow"/>
         </w:rPr>
         <w:t>10. Thống kê sản phẩm theo kích cỡ</w:t>
       </w:r>
     </w:p>
     <w:p>
-      <w:r>
-        <w:rPr>
-          <w:b/>
-          <w:bCs/>
+      <w:pPr>
+        <w:rPr>
+          <w:highlight w:val="yellow"/>
+        </w:rPr>
+      </w:pPr>
+      <w:r>
+        <w:rPr>
+          <w:b/>
+          <w:bCs/>
+          <w:highlight w:val="yellow"/>
         </w:rPr>
         <w:t>Loại biểu đồ:</w:t>
       </w:r>
       <w:r>
+        <w:rPr>
+          <w:highlight w:val="yellow"/>
+        </w:rPr>
         <w:t xml:space="preserve"> Biểu đồ cột hoặc tròn.</w:t>
       </w:r>
       <w:r>
+        <w:rPr>
+          <w:highlight w:val="yellow"/>
+        </w:rPr>
         <w:br/>
       </w:r>
       <w:r>
         <w:rPr>
           <w:b/>
           <w:bCs/>
+          <w:highlight w:val="yellow"/>
         </w:rPr>
         <w:t>Dữ liệu:</w:t>
       </w:r>
@@ -929,15 +1324,22 @@
           <w:ilvl w:val="0"/>
           <w:numId w:val="10"/>
         </w:numPr>
-      </w:pPr>
-      <w:r>
-        <w:rPr>
-          <w:b/>
-          <w:bCs/>
+        <w:rPr>
+          <w:highlight w:val="yellow"/>
+        </w:rPr>
+      </w:pPr>
+      <w:r>
+        <w:rPr>
+          <w:b/>
+          <w:bCs/>
+          <w:highlight w:val="yellow"/>
         </w:rPr>
         <w:t>Bảng:</w:t>
       </w:r>
       <w:r>
+        <w:rPr>
+          <w:highlight w:val="yellow"/>
+        </w:rPr>
         <w:t xml:space="preserve"> SAN_PHAM, CO_KICH_CO, và KICH_CO.</w:t>
       </w:r>
     </w:p>
@@ -947,15 +1349,22 @@
           <w:ilvl w:val="0"/>
           <w:numId w:val="10"/>
         </w:numPr>
-      </w:pPr>
-      <w:r>
-        <w:rPr>
-          <w:b/>
-          <w:bCs/>
+        <w:rPr>
+          <w:highlight w:val="yellow"/>
+        </w:rPr>
+      </w:pPr>
+      <w:r>
+        <w:rPr>
+          <w:b/>
+          <w:bCs/>
+          <w:highlight w:val="yellow"/>
         </w:rPr>
         <w:t>Trục x:</w:t>
       </w:r>
       <w:r>
+        <w:rPr>
+          <w:highlight w:val="yellow"/>
+        </w:rPr>
         <w:t xml:space="preserve"> Kích cỡ (KICH_CO).</w:t>
       </w:r>
     </w:p>
@@ -965,22 +1374,37 @@
           <w:ilvl w:val="0"/>
           <w:numId w:val="10"/>
         </w:numPr>
-      </w:pPr>
-      <w:r>
-        <w:rPr>
-          <w:b/>
-          <w:bCs/>
+        <w:rPr>
+          <w:highlight w:val="yellow"/>
+        </w:rPr>
+      </w:pPr>
+      <w:r>
+        <w:rPr>
+          <w:b/>
+          <w:bCs/>
+          <w:highlight w:val="yellow"/>
         </w:rPr>
         <w:t>Trục y:</w:t>
       </w:r>
       <w:r>
+        <w:rPr>
+          <w:highlight w:val="yellow"/>
+        </w:rPr>
         <w:t xml:space="preserve"> Số lượng sản phẩm.</w:t>
       </w:r>
     </w:p>
     <w:p>
-      <w:r>
+      <w:pPr>
+        <w:rPr>
+          <w:highlight w:val="yellow"/>
+        </w:rPr>
+      </w:pPr>
+      <w:r>
+        <w:rPr>
+          <w:highlight w:val="yellow"/>
+        </w:rPr>
         <w:pict w14:anchorId="57E10E45">
-          <v:rect id="_x0000_i1388" style="width:0;height:1.5pt" o:hralign="center" o:hrstd="t" o:hr="t" fillcolor="#a0a0a0" stroked="f"/>
+          <v:rect id="_x0000_i1034" style="width:0;height:1.5pt" o:hralign="center" o:hrstd="t" o:hr="t" fillcolor="#a0a0a0" stroked="f"/>
         </w:pict>
       </w:r>
     </w:p>
@@ -989,34 +1413,49 @@
         <w:rPr>
           <w:b/>
           <w:bCs/>
-        </w:rPr>
-      </w:pPr>
-      <w:r>
-        <w:rPr>
-          <w:b/>
-          <w:bCs/>
+          <w:highlight w:val="yellow"/>
+        </w:rPr>
+      </w:pPr>
+      <w:r>
+        <w:rPr>
+          <w:b/>
+          <w:bCs/>
+          <w:highlight w:val="yellow"/>
         </w:rPr>
         <w:t>11. Thống kê lượng tin nhắn theo ngày</w:t>
       </w:r>
     </w:p>
     <w:p>
-      <w:r>
-        <w:rPr>
-          <w:b/>
-          <w:bCs/>
+      <w:pPr>
+        <w:rPr>
+          <w:highlight w:val="yellow"/>
+        </w:rPr>
+      </w:pPr>
+      <w:r>
+        <w:rPr>
+          <w:b/>
+          <w:bCs/>
+          <w:highlight w:val="yellow"/>
         </w:rPr>
         <w:t>Loại biểu đồ:</w:t>
       </w:r>
       <w:r>
+        <w:rPr>
+          <w:highlight w:val="yellow"/>
+        </w:rPr>
         <w:t xml:space="preserve"> Biểu đồ đường.</w:t>
       </w:r>
       <w:r>
+        <w:rPr>
+          <w:highlight w:val="yellow"/>
+        </w:rPr>
         <w:br/>
       </w:r>
       <w:r>
         <w:rPr>
           <w:b/>
           <w:bCs/>
+          <w:highlight w:val="yellow"/>
         </w:rPr>
         <w:t>Dữ liệu:</w:t>
       </w:r>
@@ -1027,15 +1466,22 @@
           <w:ilvl w:val="0"/>
           <w:numId w:val="11"/>
         </w:numPr>
-      </w:pPr>
-      <w:r>
-        <w:rPr>
-          <w:b/>
-          <w:bCs/>
+        <w:rPr>
+          <w:highlight w:val="yellow"/>
+        </w:rPr>
+      </w:pPr>
+      <w:r>
+        <w:rPr>
+          <w:b/>
+          <w:bCs/>
+          <w:highlight w:val="yellow"/>
         </w:rPr>
         <w:t>Bảng:</w:t>
       </w:r>
       <w:r>
+        <w:rPr>
+          <w:highlight w:val="yellow"/>
+        </w:rPr>
         <w:t xml:space="preserve"> TIN_NHAN.</w:t>
       </w:r>
     </w:p>
@@ -1045,15 +1491,22 @@
           <w:ilvl w:val="0"/>
           <w:numId w:val="11"/>
         </w:numPr>
-      </w:pPr>
-      <w:r>
-        <w:rPr>
-          <w:b/>
-          <w:bCs/>
+        <w:rPr>
+          <w:highlight w:val="yellow"/>
+        </w:rPr>
+      </w:pPr>
+      <w:r>
+        <w:rPr>
+          <w:b/>
+          <w:bCs/>
+          <w:highlight w:val="yellow"/>
         </w:rPr>
         <w:t>Trục x:</w:t>
       </w:r>
       <w:r>
+        <w:rPr>
+          <w:highlight w:val="yellow"/>
+        </w:rPr>
         <w:t xml:space="preserve"> Ngày (NGAY_TAO_TIN_NHAN).</w:t>
       </w:r>
     </w:p>
@@ -1063,22 +1516,37 @@
           <w:ilvl w:val="0"/>
           <w:numId w:val="11"/>
         </w:numPr>
-      </w:pPr>
-      <w:r>
-        <w:rPr>
-          <w:b/>
-          <w:bCs/>
+        <w:rPr>
+          <w:highlight w:val="yellow"/>
+        </w:rPr>
+      </w:pPr>
+      <w:r>
+        <w:rPr>
+          <w:b/>
+          <w:bCs/>
+          <w:highlight w:val="yellow"/>
         </w:rPr>
         <w:t>Trục y:</w:t>
       </w:r>
       <w:r>
+        <w:rPr>
+          <w:highlight w:val="yellow"/>
+        </w:rPr>
         <w:t xml:space="preserve"> Số lượng tin nhắn trong ngày.</w:t>
       </w:r>
     </w:p>
     <w:p>
-      <w:r>
+      <w:pPr>
+        <w:rPr>
+          <w:highlight w:val="yellow"/>
+        </w:rPr>
+      </w:pPr>
+      <w:r>
+        <w:rPr>
+          <w:highlight w:val="yellow"/>
+        </w:rPr>
         <w:pict w14:anchorId="6FED56CA">
-          <v:rect id="_x0000_i1389" style="width:0;height:1.5pt" o:hralign="center" o:hrstd="t" o:hr="t" fillcolor="#a0a0a0" stroked="f"/>
+          <v:rect id="_x0000_i1035" style="width:0;height:1.5pt" o:hralign="center" o:hrstd="t" o:hr="t" fillcolor="#a0a0a0" stroked="f"/>
         </w:pict>
       </w:r>
     </w:p>
@@ -1087,34 +1555,49 @@
         <w:rPr>
           <w:b/>
           <w:bCs/>
-        </w:rPr>
-      </w:pPr>
-      <w:r>
-        <w:rPr>
-          <w:b/>
-          <w:bCs/>
+          <w:highlight w:val="yellow"/>
+        </w:rPr>
+      </w:pPr>
+      <w:r>
+        <w:rPr>
+          <w:b/>
+          <w:bCs/>
+          <w:highlight w:val="yellow"/>
         </w:rPr>
         <w:t>12. Thống kê số lượng sản phẩm theo phong cách</w:t>
       </w:r>
     </w:p>
     <w:p>
-      <w:r>
-        <w:rPr>
-          <w:b/>
-          <w:bCs/>
+      <w:pPr>
+        <w:rPr>
+          <w:highlight w:val="yellow"/>
+        </w:rPr>
+      </w:pPr>
+      <w:r>
+        <w:rPr>
+          <w:b/>
+          <w:bCs/>
+          <w:highlight w:val="yellow"/>
         </w:rPr>
         <w:t>Loại biểu đồ:</w:t>
       </w:r>
       <w:r>
+        <w:rPr>
+          <w:highlight w:val="yellow"/>
+        </w:rPr>
         <w:t xml:space="preserve"> Biểu đồ cột hoặc tròn.</w:t>
       </w:r>
       <w:r>
+        <w:rPr>
+          <w:highlight w:val="yellow"/>
+        </w:rPr>
         <w:br/>
       </w:r>
       <w:r>
         <w:rPr>
           <w:b/>
           <w:bCs/>
+          <w:highlight w:val="yellow"/>
         </w:rPr>
         <w:t>Dữ liệu:</w:t>
       </w:r>
@@ -1125,15 +1608,22 @@
           <w:ilvl w:val="0"/>
           <w:numId w:val="12"/>
         </w:numPr>
-      </w:pPr>
-      <w:r>
-        <w:rPr>
-          <w:b/>
-          <w:bCs/>
+        <w:rPr>
+          <w:highlight w:val="yellow"/>
+        </w:rPr>
+      </w:pPr>
+      <w:r>
+        <w:rPr>
+          <w:b/>
+          <w:bCs/>
+          <w:highlight w:val="yellow"/>
         </w:rPr>
         <w:t>Bảng:</w:t>
       </w:r>
       <w:r>
+        <w:rPr>
+          <w:highlight w:val="yellow"/>
+        </w:rPr>
         <w:t xml:space="preserve"> PHONG_CACH_SAN_PHAM và PHONG_CACH.</w:t>
       </w:r>
     </w:p>
@@ -1143,15 +1633,22 @@
           <w:ilvl w:val="0"/>
           <w:numId w:val="12"/>
         </w:numPr>
-      </w:pPr>
-      <w:r>
-        <w:rPr>
-          <w:b/>
-          <w:bCs/>
+        <w:rPr>
+          <w:highlight w:val="yellow"/>
+        </w:rPr>
+      </w:pPr>
+      <w:r>
+        <w:rPr>
+          <w:b/>
+          <w:bCs/>
+          <w:highlight w:val="yellow"/>
         </w:rPr>
         <w:t>Trục x:</w:t>
       </w:r>
       <w:r>
+        <w:rPr>
+          <w:highlight w:val="yellow"/>
+        </w:rPr>
         <w:t xml:space="preserve"> Tên phong cách (TEN_PHONG_CACH).</w:t>
       </w:r>
     </w:p>
@@ -1161,22 +1658,37 @@
           <w:ilvl w:val="0"/>
           <w:numId w:val="12"/>
         </w:numPr>
-      </w:pPr>
-      <w:r>
-        <w:rPr>
-          <w:b/>
-          <w:bCs/>
+        <w:rPr>
+          <w:highlight w:val="yellow"/>
+        </w:rPr>
+      </w:pPr>
+      <w:r>
+        <w:rPr>
+          <w:b/>
+          <w:bCs/>
+          <w:highlight w:val="yellow"/>
         </w:rPr>
         <w:t>Trục y:</w:t>
       </w:r>
       <w:r>
+        <w:rPr>
+          <w:highlight w:val="yellow"/>
+        </w:rPr>
         <w:t xml:space="preserve"> Số lượng sản phẩm.</w:t>
       </w:r>
     </w:p>
     <w:p>
-      <w:r>
+      <w:pPr>
+        <w:rPr>
+          <w:highlight w:val="yellow"/>
+        </w:rPr>
+      </w:pPr>
+      <w:r>
+        <w:rPr>
+          <w:highlight w:val="yellow"/>
+        </w:rPr>
         <w:pict w14:anchorId="7F276888">
-          <v:rect id="_x0000_i1390" style="width:0;height:1.5pt" o:hralign="center" o:hrstd="t" o:hr="t" fillcolor="#a0a0a0" stroked="f"/>
+          <v:rect id="_x0000_i1036" style="width:0;height:1.5pt" o:hralign="center" o:hrstd="t" o:hr="t" fillcolor="#a0a0a0" stroked="f"/>
         </w:pict>
       </w:r>
     </w:p>
@@ -1185,34 +1697,49 @@
         <w:rPr>
           <w:b/>
           <w:bCs/>
-        </w:rPr>
-      </w:pPr>
-      <w:r>
-        <w:rPr>
-          <w:b/>
-          <w:bCs/>
+          <w:highlight w:val="yellow"/>
+        </w:rPr>
+      </w:pPr>
+      <w:r>
+        <w:rPr>
+          <w:b/>
+          <w:bCs/>
+          <w:highlight w:val="yellow"/>
         </w:rPr>
         <w:t>13. Thống kê mục đích sử dụng sản phẩm</w:t>
       </w:r>
     </w:p>
     <w:p>
-      <w:r>
-        <w:rPr>
-          <w:b/>
-          <w:bCs/>
+      <w:pPr>
+        <w:rPr>
+          <w:highlight w:val="yellow"/>
+        </w:rPr>
+      </w:pPr>
+      <w:r>
+        <w:rPr>
+          <w:b/>
+          <w:bCs/>
+          <w:highlight w:val="yellow"/>
         </w:rPr>
         <w:t>Loại biểu đồ:</w:t>
       </w:r>
       <w:r>
+        <w:rPr>
+          <w:highlight w:val="yellow"/>
+        </w:rPr>
         <w:t xml:space="preserve"> Biểu đồ cột.</w:t>
       </w:r>
       <w:r>
+        <w:rPr>
+          <w:highlight w:val="yellow"/>
+        </w:rPr>
         <w:br/>
       </w:r>
       <w:r>
         <w:rPr>
           <w:b/>
           <w:bCs/>
+          <w:highlight w:val="yellow"/>
         </w:rPr>
         <w:t>Dữ liệu:</w:t>
       </w:r>
@@ -1223,15 +1750,22 @@
           <w:ilvl w:val="0"/>
           <w:numId w:val="13"/>
         </w:numPr>
-      </w:pPr>
-      <w:r>
-        <w:rPr>
-          <w:b/>
-          <w:bCs/>
+        <w:rPr>
+          <w:highlight w:val="yellow"/>
+        </w:rPr>
+      </w:pPr>
+      <w:r>
+        <w:rPr>
+          <w:b/>
+          <w:bCs/>
+          <w:highlight w:val="yellow"/>
         </w:rPr>
         <w:t>Bảng:</w:t>
       </w:r>
       <w:r>
+        <w:rPr>
+          <w:highlight w:val="yellow"/>
+        </w:rPr>
         <w:t xml:space="preserve"> MUC_DICH_SU_DUNG_SAN_PHAM và MUC_DICH_SU_DUNG.</w:t>
       </w:r>
     </w:p>
@@ -1241,15 +1775,22 @@
           <w:ilvl w:val="0"/>
           <w:numId w:val="13"/>
         </w:numPr>
-      </w:pPr>
-      <w:r>
-        <w:rPr>
-          <w:b/>
-          <w:bCs/>
+        <w:rPr>
+          <w:highlight w:val="yellow"/>
+        </w:rPr>
+      </w:pPr>
+      <w:r>
+        <w:rPr>
+          <w:b/>
+          <w:bCs/>
+          <w:highlight w:val="yellow"/>
         </w:rPr>
         <w:t>Trục x:</w:t>
       </w:r>
       <w:r>
+        <w:rPr>
+          <w:highlight w:val="yellow"/>
+        </w:rPr>
         <w:t xml:space="preserve"> Tên mục đích sử dụng (TEN_MUC_DICH_SU_DUNG).</w:t>
       </w:r>
     </w:p>
@@ -1259,23 +1800,30 @@
           <w:ilvl w:val="0"/>
           <w:numId w:val="13"/>
         </w:numPr>
-      </w:pPr>
-      <w:r>
-        <w:rPr>
-          <w:b/>
-          <w:bCs/>
+        <w:rPr>
+          <w:highlight w:val="yellow"/>
+        </w:rPr>
+      </w:pPr>
+      <w:r>
+        <w:rPr>
+          <w:b/>
+          <w:bCs/>
+          <w:highlight w:val="yellow"/>
         </w:rPr>
         <w:lastRenderedPageBreak/>
         <w:t>Trục y:</w:t>
       </w:r>
       <w:r>
+        <w:rPr>
+          <w:highlight w:val="yellow"/>
+        </w:rPr>
         <w:t xml:space="preserve"> Số lượng sản phẩm.</w:t>
       </w:r>
     </w:p>
     <w:p>
       <w:r>
         <w:pict w14:anchorId="25E23201">
-          <v:rect id="_x0000_i1391" style="width:0;height:1.5pt" o:hralign="center" o:hrstd="t" o:hr="t" fillcolor="#a0a0a0" stroked="f"/>
+          <v:rect id="_x0000_i1037" style="width:0;height:1.5pt" o:hralign="center" o:hrstd="t" o:hr="t" fillcolor="#a0a0a0" stroked="f"/>
         </w:pict>
       </w:r>
     </w:p>
@@ -1373,7 +1921,7 @@
     <w:p>
       <w:r>
         <w:pict w14:anchorId="71A508EE">
-          <v:rect id="_x0000_i1392" style="width:0;height:1.5pt" o:hralign="center" o:hrstd="t" o:hr="t" fillcolor="#a0a0a0" stroked="f"/>
+          <v:rect id="_x0000_i1038" style="width:0;height:1.5pt" o:hralign="center" o:hrstd="t" o:hr="t" fillcolor="#a0a0a0" stroked="f"/>
         </w:pict>
       </w:r>
     </w:p>
@@ -1532,7 +2080,7 @@
     <w:p>
       <w:r>
         <w:pict w14:anchorId="635497FB">
-          <v:rect id="_x0000_i1393" style="width:0;height:1.5pt" o:hralign="center" o:hrstd="t" o:hr="t" fillcolor="#a0a0a0" stroked="f"/>
+          <v:rect id="_x0000_i1039" style="width:0;height:1.5pt" o:hralign="center" o:hrstd="t" o:hr="t" fillcolor="#a0a0a0" stroked="f"/>
         </w:pict>
       </w:r>
     </w:p>
@@ -1631,7 +2179,7 @@
       <w:r>
         <w:lastRenderedPageBreak/>
         <w:pict w14:anchorId="3F576C66">
-          <v:rect id="_x0000_i1394" style="width:0;height:1.5pt" o:hralign="center" o:hrstd="t" o:hr="t" fillcolor="#a0a0a0" stroked="f"/>
+          <v:rect id="_x0000_i1040" style="width:0;height:1.5pt" o:hralign="center" o:hrstd="t" o:hr="t" fillcolor="#a0a0a0" stroked="f"/>
         </w:pict>
       </w:r>
     </w:p>
@@ -1729,7 +2277,7 @@
     <w:p>
       <w:r>
         <w:pict w14:anchorId="17E65455">
-          <v:rect id="_x0000_i1395" style="width:0;height:1.5pt" o:hralign="center" o:hrstd="t" o:hr="t" fillcolor="#a0a0a0" stroked="f"/>
+          <v:rect id="_x0000_i1041" style="width:0;height:1.5pt" o:hralign="center" o:hrstd="t" o:hr="t" fillcolor="#a0a0a0" stroked="f"/>
         </w:pict>
       </w:r>
     </w:p>
@@ -1827,7 +2375,7 @@
     <w:p>
       <w:r>
         <w:pict w14:anchorId="7A3DFB18">
-          <v:rect id="_x0000_i1396" style="width:0;height:1.5pt" o:hralign="center" o:hrstd="t" o:hr="t" fillcolor="#a0a0a0" stroked="f"/>
+          <v:rect id="_x0000_i1042" style="width:0;height:1.5pt" o:hralign="center" o:hrstd="t" o:hr="t" fillcolor="#a0a0a0" stroked="f"/>
         </w:pict>
       </w:r>
     </w:p>
@@ -1925,7 +2473,7 @@
     <w:p>
       <w:r>
         <w:pict w14:anchorId="36D6CD18">
-          <v:rect id="_x0000_i1397" style="width:0;height:1.5pt" o:hralign="center" o:hrstd="t" o:hr="t" fillcolor="#a0a0a0" stroked="f"/>
+          <v:rect id="_x0000_i1043" style="width:0;height:1.5pt" o:hralign="center" o:hrstd="t" o:hr="t" fillcolor="#a0a0a0" stroked="f"/>
         </w:pict>
       </w:r>
     </w:p>
@@ -2023,7 +2571,7 @@
     <w:p>
       <w:r>
         <w:pict w14:anchorId="6986D17B">
-          <v:rect id="_x0000_i1398" style="width:0;height:1.5pt" o:hralign="center" o:hrstd="t" o:hr="t" fillcolor="#a0a0a0" stroked="f"/>
+          <v:rect id="_x0000_i1044" style="width:0;height:1.5pt" o:hralign="center" o:hrstd="t" o:hr="t" fillcolor="#a0a0a0" stroked="f"/>
         </w:pict>
       </w:r>
     </w:p>
@@ -2122,7 +2670,7 @@
     <w:p>
       <w:r>
         <w:pict w14:anchorId="741F4BA0">
-          <v:rect id="_x0000_i1399" style="width:0;height:1.5pt" o:hralign="center" o:hrstd="t" o:hr="t" fillcolor="#a0a0a0" stroked="f"/>
+          <v:rect id="_x0000_i1045" style="width:0;height:1.5pt" o:hralign="center" o:hrstd="t" o:hr="t" fillcolor="#a0a0a0" stroked="f"/>
         </w:pict>
       </w:r>
     </w:p>
@@ -2202,7 +2750,7 @@
     <w:p>
       <w:r>
         <w:pict w14:anchorId="6FA52133">
-          <v:rect id="_x0000_i1400" style="width:0;height:1.5pt" o:hralign="center" o:hrstd="t" o:hr="t" fillcolor="#a0a0a0" stroked="f"/>
+          <v:rect id="_x0000_i1046" style="width:0;height:1.5pt" o:hralign="center" o:hrstd="t" o:hr="t" fillcolor="#a0a0a0" stroked="f"/>
         </w:pict>
       </w:r>
     </w:p>
@@ -2300,7 +2848,7 @@
     <w:p>
       <w:r>
         <w:pict w14:anchorId="2CF786E8">
-          <v:rect id="_x0000_i1401" style="width:0;height:1.5pt" o:hralign="center" o:hrstd="t" o:hr="t" fillcolor="#a0a0a0" stroked="f"/>
+          <v:rect id="_x0000_i1047" style="width:0;height:1.5pt" o:hralign="center" o:hrstd="t" o:hr="t" fillcolor="#a0a0a0" stroked="f"/>
         </w:pict>
       </w:r>
     </w:p>
@@ -2398,7 +2946,7 @@
     <w:p>
       <w:r>
         <w:pict w14:anchorId="2EFF42FB">
-          <v:rect id="_x0000_i1402" style="width:0;height:1.5pt" o:hralign="center" o:hrstd="t" o:hr="t" fillcolor="#a0a0a0" stroked="f"/>
+          <v:rect id="_x0000_i1048" style="width:0;height:1.5pt" o:hralign="center" o:hrstd="t" o:hr="t" fillcolor="#a0a0a0" stroked="f"/>
         </w:pict>
       </w:r>
     </w:p>
@@ -2497,7 +3045,7 @@
     <w:p>
       <w:r>
         <w:pict w14:anchorId="11B962B7">
-          <v:rect id="_x0000_i1403" style="width:0;height:1.5pt" o:hralign="center" o:hrstd="t" o:hr="t" fillcolor="#a0a0a0" stroked="f"/>
+          <v:rect id="_x0000_i1049" style="width:0;height:1.5pt" o:hralign="center" o:hrstd="t" o:hr="t" fillcolor="#a0a0a0" stroked="f"/>
         </w:pict>
       </w:r>
     </w:p>
@@ -2595,7 +3143,7 @@
     <w:p>
       <w:r>
         <w:pict w14:anchorId="100CBD8E">
-          <v:rect id="_x0000_i1404" style="width:0;height:1.5pt" o:hralign="center" o:hrstd="t" o:hr="t" fillcolor="#a0a0a0" stroked="f"/>
+          <v:rect id="_x0000_i1050" style="width:0;height:1.5pt" o:hralign="center" o:hrstd="t" o:hr="t" fillcolor="#a0a0a0" stroked="f"/>
         </w:pict>
       </w:r>
     </w:p>
@@ -2758,7 +3306,7 @@
     <w:p>
       <w:r>
         <w:pict w14:anchorId="53D0B778">
-          <v:rect id="_x0000_i1405" style="width:0;height:1.5pt" o:hralign="center" o:hrstd="t" o:hr="t" fillcolor="#a0a0a0" stroked="f"/>
+          <v:rect id="_x0000_i1051" style="width:0;height:1.5pt" o:hralign="center" o:hrstd="t" o:hr="t" fillcolor="#a0a0a0" stroked="f"/>
         </w:pict>
       </w:r>
     </w:p>
@@ -2857,7 +3405,7 @@
     <w:p>
       <w:r>
         <w:pict w14:anchorId="091B49FE">
-          <v:rect id="_x0000_i1406" style="width:0;height:1.5pt" o:hralign="center" o:hrstd="t" o:hr="t" fillcolor="#a0a0a0" stroked="f"/>
+          <v:rect id="_x0000_i1052" style="width:0;height:1.5pt" o:hralign="center" o:hrstd="t" o:hr="t" fillcolor="#a0a0a0" stroked="f"/>
         </w:pict>
       </w:r>
     </w:p>
@@ -2955,7 +3503,7 @@
     <w:p>
       <w:r>
         <w:pict w14:anchorId="76F24F1D">
-          <v:rect id="_x0000_i1407" style="width:0;height:1.5pt" o:hralign="center" o:hrstd="t" o:hr="t" fillcolor="#a0a0a0" stroked="f"/>
+          <v:rect id="_x0000_i1053" style="width:0;height:1.5pt" o:hralign="center" o:hrstd="t" o:hr="t" fillcolor="#a0a0a0" stroked="f"/>
         </w:pict>
       </w:r>
     </w:p>
@@ -3053,7 +3601,7 @@
     <w:p>
       <w:r>
         <w:pict w14:anchorId="48D2146E">
-          <v:rect id="_x0000_i1408" style="width:0;height:1.5pt" o:hralign="center" o:hrstd="t" o:hr="t" fillcolor="#a0a0a0" stroked="f"/>
+          <v:rect id="_x0000_i1054" style="width:0;height:1.5pt" o:hralign="center" o:hrstd="t" o:hr="t" fillcolor="#a0a0a0" stroked="f"/>
         </w:pict>
       </w:r>
     </w:p>
@@ -3151,7 +3699,7 @@
     <w:p>
       <w:r>
         <w:pict w14:anchorId="3E669468">
-          <v:rect id="_x0000_i1409" style="width:0;height:1.5pt" o:hralign="center" o:hrstd="t" o:hr="t" fillcolor="#a0a0a0" stroked="f"/>
+          <v:rect id="_x0000_i1055" style="width:0;height:1.5pt" o:hralign="center" o:hrstd="t" o:hr="t" fillcolor="#a0a0a0" stroked="f"/>
         </w:pict>
       </w:r>
     </w:p>
@@ -3249,7 +3797,7 @@
     <w:p>
       <w:r>
         <w:pict w14:anchorId="00582876">
-          <v:rect id="_x0000_i1410" style="width:0;height:1.5pt" o:hralign="center" o:hrstd="t" o:hr="t" fillcolor="#a0a0a0" stroked="f"/>
+          <v:rect id="_x0000_i1056" style="width:0;height:1.5pt" o:hralign="center" o:hrstd="t" o:hr="t" fillcolor="#a0a0a0" stroked="f"/>
         </w:pict>
       </w:r>
     </w:p>
@@ -3348,7 +3896,7 @@
     <w:p>
       <w:r>
         <w:pict w14:anchorId="5114DFB4">
-          <v:rect id="_x0000_i1411" style="width:0;height:1.5pt" o:hralign="center" o:hrstd="t" o:hr="t" fillcolor="#a0a0a0" stroked="f"/>
+          <v:rect id="_x0000_i1057" style="width:0;height:1.5pt" o:hralign="center" o:hrstd="t" o:hr="t" fillcolor="#a0a0a0" stroked="f"/>
         </w:pict>
       </w:r>
     </w:p>
@@ -3446,7 +3994,7 @@
     <w:p>
       <w:r>
         <w:pict w14:anchorId="28D6D602">
-          <v:rect id="_x0000_i1412" style="width:0;height:1.5pt" o:hralign="center" o:hrstd="t" o:hr="t" fillcolor="#a0a0a0" stroked="f"/>
+          <v:rect id="_x0000_i1058" style="width:0;height:1.5pt" o:hralign="center" o:hrstd="t" o:hr="t" fillcolor="#a0a0a0" stroked="f"/>
         </w:pict>
       </w:r>
     </w:p>
@@ -3544,7 +4092,7 @@
     <w:p>
       <w:r>
         <w:pict w14:anchorId="54DCD5E1">
-          <v:rect id="_x0000_i1413" style="width:0;height:1.5pt" o:hralign="center" o:hrstd="t" o:hr="t" fillcolor="#a0a0a0" stroked="f"/>
+          <v:rect id="_x0000_i1059" style="width:0;height:1.5pt" o:hralign="center" o:hrstd="t" o:hr="t" fillcolor="#a0a0a0" stroked="f"/>
         </w:pict>
       </w:r>
     </w:p>
@@ -3642,7 +4190,7 @@
     <w:p>
       <w:r>
         <w:pict w14:anchorId="3705F9B2">
-          <v:rect id="_x0000_i1414" style="width:0;height:1.5pt" o:hralign="center" o:hrstd="t" o:hr="t" fillcolor="#a0a0a0" stroked="f"/>
+          <v:rect id="_x0000_i1060" style="width:0;height:1.5pt" o:hralign="center" o:hrstd="t" o:hr="t" fillcolor="#a0a0a0" stroked="f"/>
         </w:pict>
       </w:r>
     </w:p>
@@ -3741,7 +4289,7 @@
     <w:p>
       <w:r>
         <w:pict w14:anchorId="7B48FD26">
-          <v:rect id="_x0000_i1415" style="width:0;height:1.5pt" o:hralign="center" o:hrstd="t" o:hr="t" fillcolor="#a0a0a0" stroked="f"/>
+          <v:rect id="_x0000_i1061" style="width:0;height:1.5pt" o:hralign="center" o:hrstd="t" o:hr="t" fillcolor="#a0a0a0" stroked="f"/>
         </w:pict>
       </w:r>
     </w:p>
@@ -3839,7 +4387,7 @@
     <w:p>
       <w:r>
         <w:pict w14:anchorId="3A2492B1">
-          <v:rect id="_x0000_i1416" style="width:0;height:1.5pt" o:hralign="center" o:hrstd="t" o:hr="t" fillcolor="#a0a0a0" stroked="f"/>
+          <v:rect id="_x0000_i1062" style="width:0;height:1.5pt" o:hralign="center" o:hrstd="t" o:hr="t" fillcolor="#a0a0a0" stroked="f"/>
         </w:pict>
       </w:r>
     </w:p>
@@ -4002,7 +4550,7 @@
     <w:p>
       <w:r>
         <w:pict w14:anchorId="281C5BC1">
-          <v:rect id="_x0000_i1417" style="width:0;height:1.5pt" o:hralign="center" o:hrstd="t" o:hr="t" fillcolor="#a0a0a0" stroked="f"/>
+          <v:rect id="_x0000_i1063" style="width:0;height:1.5pt" o:hralign="center" o:hrstd="t" o:hr="t" fillcolor="#a0a0a0" stroked="f"/>
         </w:pict>
       </w:r>
     </w:p>
@@ -4101,7 +4649,7 @@
     <w:p>
       <w:r>
         <w:pict w14:anchorId="62F8D194">
-          <v:rect id="_x0000_i1418" style="width:0;height:1.5pt" o:hralign="center" o:hrstd="t" o:hr="t" fillcolor="#a0a0a0" stroked="f"/>
+          <v:rect id="_x0000_i1064" style="width:0;height:1.5pt" o:hralign="center" o:hrstd="t" o:hr="t" fillcolor="#a0a0a0" stroked="f"/>
         </w:pict>
       </w:r>
     </w:p>
@@ -4199,7 +4747,7 @@
     <w:p>
       <w:r>
         <w:pict w14:anchorId="7E8D0C21">
-          <v:rect id="_x0000_i1419" style="width:0;height:1.5pt" o:hralign="center" o:hrstd="t" o:hr="t" fillcolor="#a0a0a0" stroked="f"/>
+          <v:rect id="_x0000_i1065" style="width:0;height:1.5pt" o:hralign="center" o:hrstd="t" o:hr="t" fillcolor="#a0a0a0" stroked="f"/>
         </w:pict>
       </w:r>
     </w:p>
@@ -4297,7 +4845,7 @@
     <w:p>
       <w:r>
         <w:pict w14:anchorId="04174760">
-          <v:rect id="_x0000_i1420" style="width:0;height:1.5pt" o:hralign="center" o:hrstd="t" o:hr="t" fillcolor="#a0a0a0" stroked="f"/>
+          <v:rect id="_x0000_i1066" style="width:0;height:1.5pt" o:hralign="center" o:hrstd="t" o:hr="t" fillcolor="#a0a0a0" stroked="f"/>
         </w:pict>
       </w:r>
     </w:p>
@@ -4395,7 +4943,7 @@
     <w:p>
       <w:r>
         <w:pict w14:anchorId="0C19EB3F">
-          <v:rect id="_x0000_i1421" style="width:0;height:1.5pt" o:hralign="center" o:hrstd="t" o:hr="t" fillcolor="#a0a0a0" stroked="f"/>
+          <v:rect id="_x0000_i1067" style="width:0;height:1.5pt" o:hralign="center" o:hrstd="t" o:hr="t" fillcolor="#a0a0a0" stroked="f"/>
         </w:pict>
       </w:r>
     </w:p>
@@ -4494,7 +5042,7 @@
     <w:p>
       <w:r>
         <w:pict w14:anchorId="59627A4B">
-          <v:rect id="_x0000_i1422" style="width:0;height:1.5pt" o:hralign="center" o:hrstd="t" o:hr="t" fillcolor="#a0a0a0" stroked="f"/>
+          <v:rect id="_x0000_i1068" style="width:0;height:1.5pt" o:hralign="center" o:hrstd="t" o:hr="t" fillcolor="#a0a0a0" stroked="f"/>
         </w:pict>
       </w:r>
     </w:p>
@@ -4592,7 +5140,7 @@
     <w:p>
       <w:r>
         <w:pict w14:anchorId="31FA881B">
-          <v:rect id="_x0000_i1423" style="width:0;height:1.5pt" o:hralign="center" o:hrstd="t" o:hr="t" fillcolor="#a0a0a0" stroked="f"/>
+          <v:rect id="_x0000_i1069" style="width:0;height:1.5pt" o:hralign="center" o:hrstd="t" o:hr="t" fillcolor="#a0a0a0" stroked="f"/>
         </w:pict>
       </w:r>
     </w:p>
@@ -4690,7 +5238,7 @@
     <w:p>
       <w:r>
         <w:pict w14:anchorId="73444D1F">
-          <v:rect id="_x0000_i1424" style="width:0;height:1.5pt" o:hralign="center" o:hrstd="t" o:hr="t" fillcolor="#a0a0a0" stroked="f"/>
+          <v:rect id="_x0000_i1070" style="width:0;height:1.5pt" o:hralign="center" o:hrstd="t" o:hr="t" fillcolor="#a0a0a0" stroked="f"/>
         </w:pict>
       </w:r>
     </w:p>
@@ -4788,7 +5336,7 @@
     <w:p>
       <w:r>
         <w:pict w14:anchorId="1E4F8BE2">
-          <v:rect id="_x0000_i1425" style="width:0;height:1.5pt" o:hralign="center" o:hrstd="t" o:hr="t" fillcolor="#a0a0a0" stroked="f"/>
+          <v:rect id="_x0000_i1071" style="width:0;height:1.5pt" o:hralign="center" o:hrstd="t" o:hr="t" fillcolor="#a0a0a0" stroked="f"/>
         </w:pict>
       </w:r>
     </w:p>
@@ -4887,7 +5435,7 @@
     <w:p>
       <w:r>
         <w:pict w14:anchorId="6CB62D0C">
-          <v:rect id="_x0000_i1426" style="width:0;height:1.5pt" o:hralign="center" o:hrstd="t" o:hr="t" fillcolor="#a0a0a0" stroked="f"/>
+          <v:rect id="_x0000_i1072" style="width:0;height:1.5pt" o:hralign="center" o:hrstd="t" o:hr="t" fillcolor="#a0a0a0" stroked="f"/>
         </w:pict>
       </w:r>
     </w:p>
@@ -4985,7 +5533,7 @@
     <w:p>
       <w:r>
         <w:pict w14:anchorId="23EB1E4C">
-          <v:rect id="_x0000_i1427" style="width:0;height:1.5pt" o:hralign="center" o:hrstd="t" o:hr="t" fillcolor="#a0a0a0" stroked="f"/>
+          <v:rect id="_x0000_i1073" style="width:0;height:1.5pt" o:hralign="center" o:hrstd="t" o:hr="t" fillcolor="#a0a0a0" stroked="f"/>
         </w:pict>
       </w:r>
     </w:p>
@@ -5065,7 +5613,7 @@
     <w:p>
       <w:r>
         <w:pict w14:anchorId="0DF603AF">
-          <v:rect id="_x0000_i1428" style="width:0;height:1.5pt" o:hralign="center" o:hrstd="t" o:hr="t" fillcolor="#a0a0a0" stroked="f"/>
+          <v:rect id="_x0000_i1074" style="width:0;height:1.5pt" o:hralign="center" o:hrstd="t" o:hr="t" fillcolor="#a0a0a0" stroked="f"/>
         </w:pict>
       </w:r>
     </w:p>
@@ -5262,7 +5810,7 @@
     <w:p>
       <w:r>
         <w:pict w14:anchorId="31F7FB49">
-          <v:rect id="_x0000_i1429" style="width:0;height:1.5pt" o:hralign="center" o:hrstd="t" o:hr="t" fillcolor="#a0a0a0" stroked="f"/>
+          <v:rect id="_x0000_i1075" style="width:0;height:1.5pt" o:hralign="center" o:hrstd="t" o:hr="t" fillcolor="#a0a0a0" stroked="f"/>
         </w:pict>
       </w:r>
     </w:p>
@@ -5378,7 +5926,7 @@
     <w:p>
       <w:r>
         <w:pict w14:anchorId="116FE787">
-          <v:rect id="_x0000_i1430" style="width:0;height:1.5pt" o:hralign="center" o:hrstd="t" o:hr="t" fillcolor="#a0a0a0" stroked="f"/>
+          <v:rect id="_x0000_i1076" style="width:0;height:1.5pt" o:hralign="center" o:hrstd="t" o:hr="t" fillcolor="#a0a0a0" stroked="f"/>
         </w:pict>
       </w:r>
     </w:p>
@@ -5494,7 +6042,7 @@
     <w:p>
       <w:r>
         <w:pict w14:anchorId="0D11EEE0">
-          <v:rect id="_x0000_i1431" style="width:0;height:1.5pt" o:hralign="center" o:hrstd="t" o:hr="t" fillcolor="#a0a0a0" stroked="f"/>
+          <v:rect id="_x0000_i1077" style="width:0;height:1.5pt" o:hralign="center" o:hrstd="t" o:hr="t" fillcolor="#a0a0a0" stroked="f"/>
         </w:pict>
       </w:r>
     </w:p>
@@ -5610,7 +6158,7 @@
     <w:p>
       <w:r>
         <w:pict w14:anchorId="0405D022">
-          <v:rect id="_x0000_i1432" style="width:0;height:1.5pt" o:hralign="center" o:hrstd="t" o:hr="t" fillcolor="#a0a0a0" stroked="f"/>
+          <v:rect id="_x0000_i1078" style="width:0;height:1.5pt" o:hralign="center" o:hrstd="t" o:hr="t" fillcolor="#a0a0a0" stroked="f"/>
         </w:pict>
       </w:r>
     </w:p>
@@ -5727,7 +6275,7 @@
     <w:p>
       <w:r>
         <w:pict w14:anchorId="6E0E6A23">
-          <v:rect id="_x0000_i1433" style="width:0;height:1.5pt" o:hralign="center" o:hrstd="t" o:hr="t" fillcolor="#a0a0a0" stroked="f"/>
+          <v:rect id="_x0000_i1079" style="width:0;height:1.5pt" o:hralign="center" o:hrstd="t" o:hr="t" fillcolor="#a0a0a0" stroked="f"/>
         </w:pict>
       </w:r>
     </w:p>
@@ -5843,7 +6391,7 @@
     <w:p>
       <w:r>
         <w:pict w14:anchorId="3A0AACFD">
-          <v:rect id="_x0000_i1434" style="width:0;height:1.5pt" o:hralign="center" o:hrstd="t" o:hr="t" fillcolor="#a0a0a0" stroked="f"/>
+          <v:rect id="_x0000_i1080" style="width:0;height:1.5pt" o:hralign="center" o:hrstd="t" o:hr="t" fillcolor="#a0a0a0" stroked="f"/>
         </w:pict>
       </w:r>
     </w:p>
@@ -5959,7 +6507,7 @@
     <w:p>
       <w:r>
         <w:pict w14:anchorId="469B2B85">
-          <v:rect id="_x0000_i1435" style="width:0;height:1.5pt" o:hralign="center" o:hrstd="t" o:hr="t" fillcolor="#a0a0a0" stroked="f"/>
+          <v:rect id="_x0000_i1081" style="width:0;height:1.5pt" o:hralign="center" o:hrstd="t" o:hr="t" fillcolor="#a0a0a0" stroked="f"/>
         </w:pict>
       </w:r>
     </w:p>
@@ -6076,7 +6624,7 @@
       <w:r>
         <w:lastRenderedPageBreak/>
         <w:pict w14:anchorId="49E15D57">
-          <v:rect id="_x0000_i1436" style="width:0;height:1.5pt" o:hralign="center" o:hrstd="t" o:hr="t" fillcolor="#a0a0a0" stroked="f"/>
+          <v:rect id="_x0000_i1082" style="width:0;height:1.5pt" o:hralign="center" o:hrstd="t" o:hr="t" fillcolor="#a0a0a0" stroked="f"/>
         </w:pict>
       </w:r>
     </w:p>
@@ -6192,7 +6740,7 @@
     <w:p>
       <w:r>
         <w:pict w14:anchorId="65C6AC25">
-          <v:rect id="_x0000_i1437" style="width:0;height:1.5pt" o:hralign="center" o:hrstd="t" o:hr="t" fillcolor="#a0a0a0" stroked="f"/>
+          <v:rect id="_x0000_i1083" style="width:0;height:1.5pt" o:hralign="center" o:hrstd="t" o:hr="t" fillcolor="#a0a0a0" stroked="f"/>
         </w:pict>
       </w:r>
     </w:p>
@@ -15845,6 +16393,7 @@
   <w:style w:type="character" w:default="1" w:styleId="DefaultParagraphFont">
     <w:name w:val="Default Paragraph Font"/>
     <w:uiPriority w:val="1"/>
+    <w:semiHidden/>
     <w:unhideWhenUsed/>
   </w:style>
   <w:style w:type="table" w:default="1" w:styleId="TableNormal">

--- a/1.docx
+++ b/1.docx
@@ -1832,34 +1832,49 @@
         <w:rPr>
           <w:b/>
           <w:bCs/>
-        </w:rPr>
-      </w:pPr>
-      <w:r>
-        <w:rPr>
-          <w:b/>
-          <w:bCs/>
+          <w:highlight w:val="yellow"/>
+        </w:rPr>
+      </w:pPr>
+      <w:r>
+        <w:rPr>
+          <w:b/>
+          <w:bCs/>
+          <w:highlight w:val="yellow"/>
         </w:rPr>
         <w:t>14. Thống kê người dùng theo tỉnh/thành phố</w:t>
       </w:r>
     </w:p>
     <w:p>
-      <w:r>
-        <w:rPr>
-          <w:b/>
-          <w:bCs/>
+      <w:pPr>
+        <w:rPr>
+          <w:highlight w:val="yellow"/>
+        </w:rPr>
+      </w:pPr>
+      <w:r>
+        <w:rPr>
+          <w:b/>
+          <w:bCs/>
+          <w:highlight w:val="yellow"/>
         </w:rPr>
         <w:t>Loại biểu đồ:</w:t>
       </w:r>
       <w:r>
+        <w:rPr>
+          <w:highlight w:val="yellow"/>
+        </w:rPr>
         <w:t xml:space="preserve"> Biểu đồ bản đồ hoặc cột.</w:t>
       </w:r>
       <w:r>
+        <w:rPr>
+          <w:highlight w:val="yellow"/>
+        </w:rPr>
         <w:br/>
       </w:r>
       <w:r>
         <w:rPr>
           <w:b/>
           <w:bCs/>
+          <w:highlight w:val="yellow"/>
         </w:rPr>
         <w:t>Dữ liệu:</w:t>
       </w:r>
@@ -1870,15 +1885,22 @@
           <w:ilvl w:val="0"/>
           <w:numId w:val="14"/>
         </w:numPr>
-      </w:pPr>
-      <w:r>
-        <w:rPr>
-          <w:b/>
-          <w:bCs/>
+        <w:rPr>
+          <w:highlight w:val="yellow"/>
+        </w:rPr>
+      </w:pPr>
+      <w:r>
+        <w:rPr>
+          <w:b/>
+          <w:bCs/>
+          <w:highlight w:val="yellow"/>
         </w:rPr>
         <w:t>Bảng:</w:t>
       </w:r>
       <w:r>
+        <w:rPr>
+          <w:highlight w:val="yellow"/>
+        </w:rPr>
         <w:t xml:space="preserve"> NGUOI_DUNG.</w:t>
       </w:r>
     </w:p>
@@ -1888,15 +1910,22 @@
           <w:ilvl w:val="0"/>
           <w:numId w:val="14"/>
         </w:numPr>
-      </w:pPr>
-      <w:r>
-        <w:rPr>
-          <w:b/>
-          <w:bCs/>
+        <w:rPr>
+          <w:highlight w:val="yellow"/>
+        </w:rPr>
+      </w:pPr>
+      <w:r>
+        <w:rPr>
+          <w:b/>
+          <w:bCs/>
+          <w:highlight w:val="yellow"/>
         </w:rPr>
         <w:t>Trục x:</w:t>
       </w:r>
       <w:r>
+        <w:rPr>
+          <w:highlight w:val="yellow"/>
+        </w:rPr>
         <w:t xml:space="preserve"> Địa chỉ tỉnh/thành phố (DIA_CHI_Provinces).</w:t>
       </w:r>
     </w:p>
@@ -1906,15 +1935,22 @@
           <w:ilvl w:val="0"/>
           <w:numId w:val="14"/>
         </w:numPr>
-      </w:pPr>
-      <w:r>
-        <w:rPr>
-          <w:b/>
-          <w:bCs/>
+        <w:rPr>
+          <w:highlight w:val="yellow"/>
+        </w:rPr>
+      </w:pPr>
+      <w:r>
+        <w:rPr>
+          <w:b/>
+          <w:bCs/>
+          <w:highlight w:val="yellow"/>
         </w:rPr>
         <w:t>Trục y:</w:t>
       </w:r>
       <w:r>
+        <w:rPr>
+          <w:highlight w:val="yellow"/>
+        </w:rPr>
         <w:t xml:space="preserve"> Số lượng người dùng.</w:t>
       </w:r>
     </w:p>
@@ -15986,6 +16022,7 @@
   <w:num w:numId="60" w16cid:durableId="371464201">
     <w:abstractNumId w:val="48"/>
   </w:num>
+  <w:numIdMacAtCleanup w:val="60"/>
 </w:numbering>
 </file>
 
